--- a/submission-folder/editable/video-script/VIDEO_SCRIPT.docx
+++ b/submission-folder/editable/video-script/VIDEO_SCRIPT.docx
@@ -1083,7 +1083,22 @@
         <w:t xml:space="preserve"> </w:t>
       </w:r>
       <w:r>
-        <w:t xml:space="preserve">to leave.</w:t>
+        <w:t xml:space="preserve">to leave the game, then</w:t>
+      </w:r>
+      <w:r>
+        <w:t xml:space="preserve"> </w:t>
+      </w:r>
+      <w:r>
+        <w:rPr>
+          <w:rStyle w:val="VerbatimChar"/>
+        </w:rPr>
+        <w:t xml:space="preserve">3</w:t>
+      </w:r>
+      <w:r>
+        <w:t xml:space="preserve"> </w:t>
+      </w:r>
+      <w:r>
+        <w:t xml:space="preserve">to close the menu.</w:t>
       </w:r>
     </w:p>
     <w:bookmarkEnd w:id="10"/>
@@ -1111,7 +1126,13 @@
         <w:t xml:space="preserve"> </w:t>
       </w:r>
       <w:r>
-        <w:t xml:space="preserve">switch to Stage 1 and play turn 1 live.</w:t>
+        <w:t xml:space="preserve">switch to the git clone (the unzipped folder has no git history), check out Stage 1 and play</w:t>
+      </w:r>
+      <w:r>
+        <w:t xml:space="preserve"> </w:t>
+      </w:r>
+      <w:r>
+        <w:t xml:space="preserve">turn 1 live.</w:t>
       </w:r>
     </w:p>
     <w:p>
@@ -1120,6 +1141,27 @@
       </w:pPr>
       <w:r>
         <w:rPr>
+          <w:rStyle w:val="BuiltInTok"/>
+        </w:rPr>
+        <w:t xml:space="preserve">cd</w:t>
+      </w:r>
+      <w:r>
+        <w:rPr>
+          <w:rStyle w:val="NormalTok"/>
+        </w:rPr>
+        <w:t xml:space="preserve"> ~/restaurant-rush          </w:t>
+      </w:r>
+      <w:r>
+        <w:rPr>
+          <w:rStyle w:val="CommentTok"/>
+        </w:rPr>
+        <w:t xml:space="preserve"># wherever you cloned the repository</w:t>
+      </w:r>
+      <w:r>
+        <w:br/>
+      </w:r>
+      <w:r>
+        <w:rPr>
           <w:rStyle w:val="FunctionTok"/>
         </w:rPr>
         <w:t xml:space="preserve">git</w:t>
@@ -1278,6 +1320,18 @@
         <w:t xml:space="preserve">quit</w:t>
       </w:r>
       <w:r>
+        <w:t xml:space="preserve">, then</w:t>
+      </w:r>
+      <w:r>
+        <w:t xml:space="preserve"> </w:t>
+      </w:r>
+      <w:r>
+        <w:rPr>
+          <w:rStyle w:val="VerbatimChar"/>
+        </w:rPr>
+        <w:t xml:space="preserve">3</w:t>
+      </w:r>
+      <w:r>
         <w:t xml:space="preserve">, then replay the full Stage 1 victory run and jump to turn 10.</w:t>
       </w:r>
     </w:p>
@@ -1357,7 +1411,7 @@
         <w:pStyle w:val="BlockText"/>
       </w:pPr>
       <w:r>
-        <w:t xml:space="preserve">Now the interesting part. On turn 10, Dev walks in at the moment Chloe's Pasta becomes READY. We only have</w:t>
+        <w:t xml:space="preserve">Now the interesting part. On turn 10, Dev walks in just as Chloe's Pasta is READY to serve. We only have</w:t>
       </w:r>
       <w:r>
         <w:t xml:space="preserve"> </w:t>
@@ -1450,13 +1504,52 @@
         <w:t xml:space="preserve"> </w:t>
       </w:r>
       <w:r>
-        <w:t xml:space="preserve">the same Stage 1 replay, starting from turn 8.</w:t>
+        <w:t xml:space="preserve">the same Stage 1 replay, starting from turn 8. If you record this part separately, check out</w:t>
+      </w:r>
+      <w:r>
+        <w:t xml:space="preserve"> </w:t>
+      </w:r>
+      <w:r>
+        <w:t xml:space="preserve">Stage 1 in the clone first.</w:t>
       </w:r>
     </w:p>
     <w:p>
       <w:pPr>
         <w:pStyle w:val="SourceCode"/>
       </w:pPr>
+      <w:r>
+        <w:rPr>
+          <w:rStyle w:val="FunctionTok"/>
+        </w:rPr>
+        <w:t xml:space="preserve">git</w:t>
+      </w:r>
+      <w:r>
+        <w:rPr>
+          <w:rStyle w:val="NormalTok"/>
+        </w:rPr>
+        <w:t xml:space="preserve"> checkout stage-1 </w:t>
+      </w:r>
+      <w:r>
+        <w:rPr>
+          <w:rStyle w:val="KeywordTok"/>
+        </w:rPr>
+        <w:t xml:space="preserve">&amp;&amp;</w:t>
+      </w:r>
+      <w:r>
+        <w:rPr>
+          <w:rStyle w:val="NormalTok"/>
+        </w:rPr>
+        <w:t xml:space="preserve"> </w:t>
+      </w:r>
+      <w:r>
+        <w:rPr>
+          <w:rStyle w:val="ExtensionTok"/>
+        </w:rPr>
+        <w:t xml:space="preserve">./build.sh</w:t>
+      </w:r>
+      <w:r>
+        <w:br/>
+      </w:r>
       <w:r>
         <w:rPr>
           <w:rStyle w:val="ExtensionTok"/>
@@ -2185,6 +2278,18 @@
         <w:t xml:space="preserve">quit</w:t>
       </w:r>
       <w:r>
+        <w:t xml:space="preserve">, then</w:t>
+      </w:r>
+      <w:r>
+        <w:t xml:space="preserve"> </w:t>
+      </w:r>
+      <w:r>
+        <w:rPr>
+          <w:rStyle w:val="VerbatimChar"/>
+        </w:rPr>
+        <w:t xml:space="preserve">3</w:t>
+      </w:r>
+      <w:r>
         <w:t xml:space="preserve">, then replay the Stage 3 victory run.</w:t>
       </w:r>
     </w:p>
@@ -2833,7 +2938,25 @@
         <w:t xml:space="preserve">GameConfig</w:t>
       </w:r>
       <w:r>
-        <w:t xml:space="preserve">, and colours in the dashboard.</w:t>
+        <w:t xml:space="preserve">, colours in the dashboard, and the</w:t>
+      </w:r>
+      <w:r>
+        <w:t xml:space="preserve"> </w:t>
+      </w:r>
+      <w:r>
+        <w:t xml:space="preserve">edition label in</w:t>
+      </w:r>
+      <w:r>
+        <w:t xml:space="preserve"> </w:t>
+      </w:r>
+      <w:r>
+        <w:rPr>
+          <w:rStyle w:val="VerbatimChar"/>
+        </w:rPr>
+        <w:t xml:space="preserve">Main</w:t>
+      </w:r>
+      <w:r>
+        <w:t xml:space="preserve">.</w:t>
       </w:r>
     </w:p>
     <w:p>
@@ -3011,7 +3134,7 @@
         <w:t xml:space="preserve"> </w:t>
       </w:r>
       <w:r>
-        <w:t xml:space="preserve">the PDF report, section 2 (class diagram), then section 3 (sequence diagram, parts A and B).</w:t>
+        <w:t xml:space="preserve">the PDF report, section 2 (class diagram), then section 3 (the sequence diagram, parts 1 to 6).</w:t>
       </w:r>
     </w:p>
     <w:p>
@@ -3078,13 +3201,13 @@
         <w:pStyle w:val="BlockText"/>
       </w:pPr>
       <w:r>
-        <w:t xml:space="preserve">The sequence diagram follows Chloe, our VIP, from her arrival on turn 7 to her payment on turn 11, then the</w:t>
-      </w:r>
-      <w:r>
-        <w:t xml:space="preserve"> </w:t>
-      </w:r>
-      <w:r>
-        <w:t xml:space="preserve">result check. It shows the loop over turns, the optional Happy Hour, the alternative where a serve is</w:t>
+        <w:t xml:space="preserve">The sequence diagram is drawn in six parts, with message numbers that carry on across them. It follows</w:t>
+      </w:r>
+      <w:r>
+        <w:t xml:space="preserve"> </w:t>
+      </w:r>
+      <w:r>
+        <w:t xml:space="preserve">Chloe, our VIP, from her arrival on turn 7 to her payment on turn 11, then the result check. It shows the loop over turns, the optional Happy Hour, the alternative where a serve is</w:t>
       </w:r>
       <w:r>
         <w:t xml:space="preserve"> </w:t>
